--- a/docs/GTM_Readiness_Reviewers_Note.docx
+++ b/docs/GTM_Readiness_Reviewers_Note.docx
@@ -1168,6 +1168,14 @@
     </w:p>
     <w:p>
       <w:pPr>
+        <w:pStyle w:val="ListNumber"/>
+      </w:pPr>
+      <w:r>
+        <w:t>4. web3.py 7.x broke every real (demo=False) anchor: SignedTransaction.rawTransaction was renamed to raw_transaction (snake_case) in web3 &gt;= 6, but the code still used the removed camelCase name, so send_raw_transaction raised AttributeError on every anchor attempt. Added a version-tolerant _raw_txn() helper (prefers raw_transaction, falls back to rawTransaction). Discovered during the Phase-3 trial re-run. (app/services/blockchain.py:10-19, called at :128 and :165)</w:t>
+      </w:r>
+    </w:p>
+    <w:p>
+      <w:pPr>
         <w:spacing w:after="80"/>
       </w:pPr>
       <w:r>
@@ -1175,7 +1183,7 @@
           <w:i/>
           <w:sz w:val="18"/>
         </w:rPr>
-        <w:t>Regression tests: tests/test_anchor_tx_render_guards.py (4 tests, passing).</w:t>
+        <w:t>Regression tests: tests/test_anchor_tx_render_guards.py (5 tests, passing).</w:t>
       </w:r>
     </w:p>
     <w:p>
